--- a/public/investor-pack/Global-Office-Corporate-Profile.docx
+++ b/public/investor-pack/Global-Office-Corporate-Profile.docx
@@ -15,7 +15,7 @@
         <w:spacing w:after="120"/>
       </w:pPr>
       <w:r>
-        <w:t xml:space="preserve">Global Office — a product of Soteria AI Technologies Limited</w:t>
+        <w:t xml:space="preserve">Global Office — a product of Soteria AI Technologies Inc.</w:t>
       </w:r>
     </w:p>
     <w:p>
@@ -174,7 +174,7 @@
                 <w:sz w:val="20"/>
                 <w:szCs w:val="20"/>
               </w:rPr>
-              <w:t xml:space="preserve">Soteria AI Technologies Limited</w:t>
+              <w:t xml:space="preserve">Soteria AI Technologies Inc.</w:t>
             </w:r>
           </w:p>
         </w:tc>
@@ -621,7 +621,7 @@
         <w:spacing w:after="120"/>
       </w:pPr>
       <w:r>
-        <w:t xml:space="preserve">Soteria AI Technologies Limited is the operating company. Global Office is its category-defining product. We are headquartered in Lagos with an operating footprint across Nairobi, Johannesburg, and Accra, and remote engineering and operations spanning the African diaspora.</w:t>
+        <w:t xml:space="preserve">Soteria AI Technologies Inc. is the operating company. Global Office is its category-defining product. We are headquartered in Lagos with an operating footprint across Nairobi, Johannesburg, and Accra, and remote engineering and operations spanning the African diaspora.</w:t>
       </w:r>
     </w:p>
     <w:p>
@@ -896,7 +896,7 @@
         <w:spacing w:after="120"/>
       </w:pPr>
       <w:r>
-        <w:t xml:space="preserve">Founder &amp; CEO — Wisdom Jonathans. Nigerian entrepreneur, AI systems strategist, and technology founder. Founder and CEO of Soteria AI Technologies Limited. Previously founded and led Elevate AI, working directly with businesses to apply AI and workflow automation to real operational problems. Publisher of The Strategic Signal. Governance and executive leadership roles across technology ventures, education (Vice Chairman, Exceeding Grace International Aviation College), nonprofit organizations, and faith-based institutions.</w:t>
+        <w:t xml:space="preserve">Founder &amp; CEO — Wisdom Jonathans. Nigerian entrepreneur, AI systems strategist, and technology founder. Founder and CEO of Soteria AI Technologies Inc.. Previously founded and led Elevate AI, working directly with businesses to apply AI and workflow automation to real operational problems. Publisher of The Strategic Signal. Governance and executive leadership roles across technology ventures, education (Vice Chairman, Exceeding Grace International Aviation College), nonprofit organizations, and faith-based institutions.</w:t>
       </w:r>
     </w:p>
     <w:p>

--- a/public/investor-pack/Global-Office-Corporate-Profile.docx
+++ b/public/investor-pack/Global-Office-Corporate-Profile.docx
@@ -15,7 +15,7 @@
         <w:spacing w:after="120"/>
       </w:pPr>
       <w:r>
-        <w:t xml:space="preserve">Global Office — a product of Soteria AI Technologies Inc.</w:t>
+        <w:t xml:space="preserve">Global Office — a product of Soteria AI Technologies Inc. (a Delaware C-Corporation)</w:t>
       </w:r>
     </w:p>
     <w:p>
